--- a/把扫雷做成肉鸽爬塔游戏.docx
+++ b/把扫雷做成肉鸽爬塔游戏.docx
@@ -1377,6 +1377,12 @@
           <w:rFonts w:hint="eastAsia"/>
         </w:rPr>
       </w:pPr>
+      <w:r>
+        <w:rPr>
+          <w:rFonts w:hint="eastAsia"/>
+        </w:rPr>
+        <w:t>0405说明书工作到这里</w:t>
+      </w:r>
     </w:p>
     <w:p>
       <w:pPr>
@@ -4148,6 +4154,11 @@
       </w:r>
     </w:p>
     <w:p>
+      <w:pPr>
+        <w:rPr>
+          <w:rFonts w:hint="eastAsia"/>
+        </w:rPr>
+      </w:pPr>
       <w:r>
         <w:rPr>
           <w:rFonts w:hint="eastAsia"/>
@@ -4162,6 +4173,11 @@
       </w:r>
     </w:p>
     <w:p>
+      <w:pPr>
+        <w:rPr>
+          <w:rFonts w:hint="eastAsia"/>
+        </w:rPr>
+      </w:pPr>
       <w:r>
         <w:rPr>
           <w:rFonts w:hint="eastAsia"/>
@@ -4169,8 +4185,19 @@
         <w:t>Ui：进游戏先是人物选择界面，可以选择人物并查看介绍。人物技能与天赋新开一个界面</w:t>
       </w:r>
     </w:p>
-    <w:p/>
-    <w:p>
+    <w:p>
+      <w:pPr>
+        <w:rPr>
+          <w:rFonts w:hint="eastAsia"/>
+        </w:rPr>
+      </w:pPr>
+    </w:p>
+    <w:p>
+      <w:pPr>
+        <w:rPr>
+          <w:rFonts w:hint="eastAsia"/>
+        </w:rPr>
+      </w:pPr>
       <w:r>
         <w:rPr>
           <w:rFonts w:hint="eastAsia"/>

--- a/把扫雷做成肉鸽爬塔游戏.docx
+++ b/把扫雷做成肉鸽爬塔游戏.docx
@@ -4212,6 +4212,7 @@
         </w:rPr>
       </w:pPr>
     </w:p>
+    <w:p/>
     <w:p>
       <w:pPr>
         <w:rPr>
